--- a/manuscript/manuscript_jhcpu.docx
+++ b/manuscript/manuscript_jhcpu.docx
@@ -1651,7 +1651,7 @@
               <a:graphicData uri="http://schemas.openxmlformats.org/drawingml/2006/picture">
                 <pic:pic>
                   <pic:nvPicPr>
-                    <pic:cNvPr id="0" name="fig2_forest_all_outcomes.png"/>
+                    <pic:cNvPr id="0" name="figure1_forest.png"/>
                     <pic:cNvPicPr/>
                   </pic:nvPicPr>
                   <pic:blipFill>
@@ -1716,7 +1716,7 @@
               <a:graphicData uri="http://schemas.openxmlformats.org/drawingml/2006/picture">
                 <pic:pic>
                   <pic:nvPicPr>
-                    <pic:cNvPr id="0" name="fig3_event_panels.png"/>
+                    <pic:cNvPr id="0" name="figure2_event_panels.png"/>
                     <pic:cNvPicPr/>
                   </pic:nvPicPr>
                   <pic:blipFill>
